--- a/public/templates/invalid.docx
+++ b/public/templates/invalid.docx
@@ -113,16 +113,16 @@
       </w:tblPr>
       <w:tblGrid>
         <w:gridCol w:w="1581"/>
-        <w:gridCol w:w="1331"/>
+        <w:gridCol w:w="1320"/>
         <w:gridCol w:w="1399"/>
-        <w:gridCol w:w="1817"/>
-        <w:gridCol w:w="1493"/>
-        <w:gridCol w:w="1826"/>
-        <w:gridCol w:w="1666"/>
-        <w:gridCol w:w="1203"/>
-        <w:gridCol w:w="2298"/>
-        <w:gridCol w:w="1781"/>
-        <w:gridCol w:w="1717"/>
+        <w:gridCol w:w="1810"/>
+        <w:gridCol w:w="1487"/>
+        <w:gridCol w:w="1819"/>
+        <w:gridCol w:w="1663"/>
+        <w:gridCol w:w="1201"/>
+        <w:gridCol w:w="2349"/>
+        <w:gridCol w:w="1778"/>
+        <w:gridCol w:w="1705"/>
       </w:tblGrid>
       <w:tr>
         <w:tc>
@@ -523,29 +523,7 @@
                 <w:sz w:val="18"/>
                 <w:szCs w:val="18"/>
               </w:rPr>
-              <w:t>{#</w:t>
-            </w:r>
-            <w:proofErr w:type="gramStart"/>
-            <w:r>
-              <w:rPr>
-                <w:rFonts w:ascii="Times New Roman" w:hAnsi="Times New Roman" w:cs="Times New Roman"/>
-                <w:b/>
-                <w:bCs/>
-                <w:sz w:val="18"/>
-                <w:szCs w:val="18"/>
-              </w:rPr>
-              <w:t>students}{</w:t>
-            </w:r>
-            <w:proofErr w:type="gramEnd"/>
-            <w:r>
-              <w:rPr>
-                <w:rFonts w:ascii="Times New Roman" w:hAnsi="Times New Roman" w:cs="Times New Roman"/>
-                <w:b/>
-                <w:bCs/>
-                <w:sz w:val="18"/>
-                <w:szCs w:val="18"/>
-              </w:rPr>
-              <w:t>num}</w:t>
+              <w:t>{#students}{num}</w:t>
             </w:r>
           </w:p>
         </w:tc>
@@ -874,7 +852,7 @@
                 <w:sz w:val="18"/>
                 <w:szCs w:val="18"/>
               </w:rPr>
-              <w:t>address</w:t>
+              <w:t>addressAndPhone</w:t>
             </w:r>
             <w:proofErr w:type="spellEnd"/>
             <w:r>
@@ -884,15 +862,6 @@
                 <w:szCs w:val="18"/>
               </w:rPr>
               <w:t>}</w:t>
-            </w:r>
-            <w:r>
-              <w:rPr>
-                <w:rFonts w:ascii="Times New Roman" w:hAnsi="Times New Roman" w:cs="Times New Roman"/>
-                <w:sz w:val="18"/>
-                <w:szCs w:val="18"/>
-                <w:lang w:val="en-US"/>
-              </w:rPr>
-              <w:t xml:space="preserve"> {telephone}</w:t>
             </w:r>
           </w:p>
         </w:tc>
